--- a/src/assets/PlantillaUnoFormato2Eng.docx
+++ b/src/assets/PlantillaUnoFormato2Eng.docx
@@ -483,8 +483,6 @@
               </w:rPr>
               <w:t>:</w:t>
             </w:r>
-            <w:bookmarkStart w:id="0" w:name="_GoBack"/>
-            <w:bookmarkEnd w:id="0"/>
             <w:r>
               <w:rPr>
                 <w:rFonts w:ascii="Palatino Linotype" w:hAnsi="Palatino Linotype" w:cs="Calibri"/>
@@ -2483,29 +2481,13 @@
       <w:r>
         <w:rPr>
           <w:rFonts w:ascii="Palatino Linotype" w:hAnsi="Palatino Linotype" w:cs="Calibri"/>
-          <w:sz w:val="22"/>
-          <w:szCs w:val="22"/>
-          <w:lang w:val="es-ES"/>
-        </w:rPr>
-        <w:t>I</w:t>
-      </w:r>
-      <w:r>
-        <w:rPr>
-          <w:rFonts w:ascii="Palatino Linotype" w:hAnsi="Palatino Linotype" w:cs="Calibri"/>
-          <w:sz w:val="22"/>
-          <w:szCs w:val="22"/>
-          <w:lang w:val="es-ES"/>
-        </w:rPr>
-        <w:t>n</w:t>
-      </w:r>
-      <w:r>
-        <w:rPr>
-          <w:rFonts w:ascii="Palatino Linotype" w:hAnsi="Palatino Linotype" w:cs="Calibri"/>
-          <w:sz w:val="22"/>
-          <w:szCs w:val="22"/>
-          <w:lang w:val="es-ES"/>
-        </w:rPr>
-        <w:t>stitution</w:t>
+          <w:kern w:val="0"/>
+          <w:sz w:val="22"/>
+          <w:szCs w:val="22"/>
+          <w:lang w:val="es-ES"/>
+          <w14:ligatures w14:val="none"/>
+        </w:rPr>
+        <w:t>Entity</w:t>
       </w:r>
       <w:proofErr w:type="spellEnd"/>
       <w:r>
@@ -2555,19 +2537,10 @@
           <w:szCs w:val="22"/>
           <w:lang w:val="es-ES"/>
         </w:rPr>
-        <w:t xml:space="preserve"> </w:t>
-      </w:r>
-      <w:proofErr w:type="spellStart"/>
-      <w:r>
-        <w:rPr>
-          <w:rFonts w:ascii="Palatino Linotype" w:hAnsi="Palatino Linotype" w:cs="Calibri"/>
-          <w:sz w:val="22"/>
-          <w:szCs w:val="22"/>
-          <w:lang w:val="es-ES"/>
-        </w:rPr>
-        <w:t>Period</w:t>
-      </w:r>
-      <w:proofErr w:type="spellEnd"/>
+        <w:t xml:space="preserve"> Time</w:t>
+      </w:r>
+      <w:bookmarkStart w:id="0" w:name="_GoBack"/>
+      <w:bookmarkEnd w:id="0"/>
       <w:r>
         <w:rPr>
           <w:rFonts w:ascii="Palatino Linotype" w:hAnsi="Palatino Linotype" w:cs="Calibri"/>
@@ -4768,7 +4741,7 @@
 </file>
 
 <file path=customXml/itemProps1.xml><?xml version="1.0" encoding="utf-8"?>
-<ds:datastoreItem xmlns:ds="http://schemas.openxmlformats.org/officeDocument/2006/customXml" ds:itemID="{1F20965E-9D3F-4EF7-B897-390D7BEBFC0D}">
+<ds:datastoreItem xmlns:ds="http://schemas.openxmlformats.org/officeDocument/2006/customXml" ds:itemID="{0914F4A0-7CA3-4E4D-B209-7B36D5828F3B}">
   <ds:schemaRefs>
     <ds:schemaRef ds:uri="http://schemas.openxmlformats.org/officeDocument/2006/bibliography"/>
   </ds:schemaRefs>

--- a/src/assets/PlantillaUnoFormato2Eng.docx
+++ b/src/assets/PlantillaUnoFormato2Eng.docx
@@ -840,6 +840,8 @@
           <w:lang w:val="es-ES"/>
         </w:rPr>
       </w:pPr>
+      <w:bookmarkStart w:id="0" w:name="_GoBack"/>
+      <w:bookmarkEnd w:id="0"/>
     </w:p>
     <w:p>
       <w:pPr>
@@ -847,14 +849,16 @@
         <w:jc w:val="both"/>
         <w:rPr>
           <w:rFonts w:ascii="Palatino Linotype" w:hAnsi="Palatino Linotype" w:cs="Calibri"/>
-          <w:sz w:val="22"/>
-          <w:szCs w:val="22"/>
-          <w:lang w:val="es-ES"/>
-        </w:rPr>
-      </w:pPr>
-      <w:r>
-        <w:rPr>
-          <w:rFonts w:ascii="Palatino Linotype" w:hAnsi="Palatino Linotype" w:cs="Calibri"/>
+          <w:b/>
+          <w:sz w:val="22"/>
+          <w:szCs w:val="22"/>
+          <w:lang w:val="es-ES"/>
+        </w:rPr>
+      </w:pPr>
+      <w:r>
+        <w:rPr>
+          <w:rFonts w:ascii="Palatino Linotype" w:hAnsi="Palatino Linotype" w:cs="Calibri"/>
+          <w:b/>
           <w:sz w:val="22"/>
           <w:szCs w:val="22"/>
           <w:lang w:val="es-ES"/>
@@ -864,6 +868,7 @@
       <w:r>
         <w:rPr>
           <w:rFonts w:ascii="Palatino Linotype" w:hAnsi="Palatino Linotype" w:cs="Calibri"/>
+          <w:b/>
           <w:sz w:val="22"/>
           <w:szCs w:val="22"/>
           <w:lang w:val="es-ES"/>
@@ -873,6 +878,7 @@
       <w:r>
         <w:rPr>
           <w:rFonts w:ascii="Palatino Linotype" w:hAnsi="Palatino Linotype" w:cs="Calibri"/>
+          <w:b/>
           <w:sz w:val="22"/>
           <w:szCs w:val="22"/>
           <w:lang w:val="es-ES"/>
@@ -996,14 +1002,16 @@
         <w:jc w:val="both"/>
         <w:rPr>
           <w:rFonts w:ascii="Palatino Linotype" w:hAnsi="Palatino Linotype" w:cs="Calibri"/>
-          <w:sz w:val="22"/>
-          <w:szCs w:val="22"/>
-          <w:lang w:val="es-ES"/>
-        </w:rPr>
-      </w:pPr>
-      <w:r>
-        <w:rPr>
-          <w:rFonts w:ascii="Palatino Linotype" w:hAnsi="Palatino Linotype" w:cs="Calibri"/>
+          <w:b/>
+          <w:sz w:val="22"/>
+          <w:szCs w:val="22"/>
+          <w:lang w:val="es-ES"/>
+        </w:rPr>
+      </w:pPr>
+      <w:r>
+        <w:rPr>
+          <w:rFonts w:ascii="Palatino Linotype" w:hAnsi="Palatino Linotype" w:cs="Calibri"/>
+          <w:b/>
           <w:sz w:val="22"/>
           <w:szCs w:val="22"/>
           <w:lang w:val="es-ES"/>
@@ -1013,6 +1021,7 @@
       <w:r>
         <w:rPr>
           <w:rFonts w:ascii="Palatino Linotype" w:hAnsi="Palatino Linotype" w:cs="Calibri"/>
+          <w:b/>
           <w:sz w:val="22"/>
           <w:szCs w:val="22"/>
           <w:lang w:val="es-ES"/>
@@ -1022,6 +1031,7 @@
       <w:r>
         <w:rPr>
           <w:rFonts w:ascii="Palatino Linotype" w:hAnsi="Palatino Linotype" w:cs="Calibri"/>
+          <w:b/>
           <w:sz w:val="22"/>
           <w:szCs w:val="22"/>
           <w:lang w:val="es-ES"/>
@@ -2539,8 +2549,6 @@
         </w:rPr>
         <w:t xml:space="preserve"> Time</w:t>
       </w:r>
-      <w:bookmarkStart w:id="0" w:name="_GoBack"/>
-      <w:bookmarkEnd w:id="0"/>
       <w:r>
         <w:rPr>
           <w:rFonts w:ascii="Palatino Linotype" w:hAnsi="Palatino Linotype" w:cs="Calibri"/>
@@ -4741,7 +4749,7 @@
 </file>
 
 <file path=customXml/itemProps1.xml><?xml version="1.0" encoding="utf-8"?>
-<ds:datastoreItem xmlns:ds="http://schemas.openxmlformats.org/officeDocument/2006/customXml" ds:itemID="{0914F4A0-7CA3-4E4D-B209-7B36D5828F3B}">
+<ds:datastoreItem xmlns:ds="http://schemas.openxmlformats.org/officeDocument/2006/customXml" ds:itemID="{31D93445-13F3-4EC3-8DD6-7ABA87BAA9CA}">
   <ds:schemaRefs>
     <ds:schemaRef ds:uri="http://schemas.openxmlformats.org/officeDocument/2006/bibliography"/>
   </ds:schemaRefs>
